--- a/output/docx/ru/BUFRCREX_TableB_ru_00.docx
+++ b/output/docx/ru/BUFRCREX_TableB_ru_00.docx
@@ -1017,7 +1017,7 @@
                 <w:b w:val="0"/>
                 <w:sz w:val="16"/>
               </w:rPr>
-              <w:t>Note 98: Эталонные таблицы описаны в примечании 2 к разделу 1 правил BUFR (см. «Спецификации содержания октетов»).</w:t>
+              <w:t>Note B98: Эталонные таблицы описаны в примечании 2 к разделу 1 правил BUFR (см. «Спецификации содержания октетов»).</w:t>
             </w:r>
           </w:p>
         </w:tc>
@@ -1402,7 +1402,7 @@
                 <w:b w:val="0"/>
                 <w:sz w:val="16"/>
               </w:rPr>
-              <w:t>Note 33: Лучше использовать различные дескрипторы класса 00 для определения и определенных элементов, таким же образом, как различные дескрипторы соответствуют давлению, рассматриваемому как координата, и давлению, измеренному в определенной точке. В противном случае будут необходимы специальные правила для интерпретации такого сообщения. Позиции 0 00 010 — 0 00 012 определяют F, X и Y для таблиц B и D; позиция 0 00 030 — дескриптор, используемый в качестве данных, и дает значения F, X и Y, определяющие последовательность для позиций таблицы D.</w:t>
+              <w:t>Note B33: Номера версии эталонной таблицы BUFR описаны в общей кодовой таблице С-0 и примечании 2 к разделу 1 правил BUFR.</w:t>
             </w:r>
           </w:p>
         </w:tc>
@@ -1595,7 +1595,7 @@
                 <w:b w:val="0"/>
                 <w:sz w:val="16"/>
               </w:rPr>
-              <w:t>Note 40: Уровни собственной вертикальной координаты модели, не находящиеся у поверхности, преобразуются в координату давления. Это делает уровни намного более понятными для интерпретации человеком и проще для использования общими демонстрационными приложениями. Эти уровни могут точно соответственно собственным уровням модели или могут быть интерполированы между уровнями модели и уровнями давления, выбранными центром-производителем.</w:t>
+              <w:t>Note B40: Номера версии эталонной таблицы CREX описаны в общей кодовой таблице С-0.</w:t>
             </w:r>
           </w:p>
         </w:tc>
@@ -1788,7 +1788,7 @@
                 <w:b w:val="0"/>
                 <w:sz w:val="16"/>
               </w:rPr>
-              <w:t>Note 76: В последовательностях 3 07 045, 3 07 048 и 3 07 053 скорость ветра должна сообщаться в тех же единицах, как и в исходных данных ТАС и: дескриптор 0 11 083 должен быть установлен на отсутствие, если скорость ветра сообщается в узлах или м·с-1 в данных ТАС, дескриптор 0 11 084 должен быть установлен на отсутствие, если скорость ветра сообщается в км·ч-1 или м·с-1 в данных ТАС.</w:t>
+              <w:t>Note B76: Номер версии местной таблицы см. в последней части примечания 2 к разделу 1 правил BUFR.</w:t>
             </w:r>
           </w:p>
         </w:tc>
@@ -4874,7 +4874,7 @@
           <w:i/>
           <w:sz w:val="14"/>
         </w:rPr>
-        <w:t>Note 75: Для дескрипторов кода CREX F = B, а не 0.</w:t>
+        <w:t>Note B75: Для дескрипторов кода CREX F = B, а не 0.</w:t>
       </w:r>
     </w:p>
     <w:sectPr>
